--- a/ciclo-de-cases/Guia de tipo de case - Market Entry e Novo Produto.docx
+++ b/ciclo-de-cases/Guia de tipo de case - Market Entry e Novo Produto.docx
@@ -1884,7 +1884,7 @@
         <w:color w:val="475569"/>
         <w:sz w:val="15"/>
       </w:rPr>
-      <w:t>Clube de Consultoria Universitário  ·  Diretoria de Gestão de Pessoas</w:t>
+      <w:t>Clube de Consultoria Universitário  ·  Gestão de Pessoas</w:t>
     </w:r>
   </w:p>
 </w:ftr>

--- a/ciclo-de-cases/Guia de tipo de case - Market Entry e Novo Produto.docx
+++ b/ciclo-de-cases/Guia de tipo de case - Market Entry e Novo Produto.docx
@@ -1693,7 +1693,7 @@
                 <w:color w:val="1E293B"/>
                 <w:sz w:val="16"/>
               </w:rPr>
-              <w:t>Revisa contra o checklist, confere o limite de páginas e entrega</w:t>
+              <w:t>Revisa contra o checklist, confere se todos os campos do template estão preenchidos e entrega</w:t>
             </w:r>
           </w:p>
         </w:tc>
@@ -1844,7 +1844,7 @@
           <w:color w:val="1E293B"/>
           <w:sz w:val="18"/>
         </w:rPr>
-        <w:t>Está dentro do limite de páginas e no formato pedido.</w:t>
+        <w:t>Está no formato pedido, com todos os campos do template preenchidos.</w:t>
       </w:r>
     </w:p>
     <w:p>
